--- a/fuentes/21250010_M4_CF02_DU.docx
+++ b/fuentes/21250010_M4_CF02_DU.docx
@@ -1,6 +1,6 @@
 
 <file path=word/document.xml><?xml version="1.0" encoding="utf-8"?>
-<w:document xmlns:wpc="http://schemas.microsoft.com/office/word/2010/wordprocessingCanvas" xmlns:cx="http://schemas.microsoft.com/office/drawing/2014/chartex" xmlns:cx1="http://schemas.microsoft.com/office/drawing/2015/9/8/chartex" xmlns:cx2="http://schemas.microsoft.com/office/drawing/2015/10/21/chartex" xmlns:cx3="http://schemas.microsoft.com/office/drawing/2016/5/9/chartex" xmlns:cx4="http://schemas.microsoft.com/office/drawing/2016/5/10/chartex" xmlns:cx5="http://schemas.microsoft.com/office/drawing/2016/5/11/chartex" xmlns:cx6="http://schemas.microsoft.com/office/drawing/2016/5/12/chartex" xmlns:cx7="http://schemas.microsoft.com/office/drawing/2016/5/13/chartex" xmlns:cx8="http://schemas.microsoft.com/office/drawing/2016/5/14/chartex" xmlns:mc="http://schemas.openxmlformats.org/markup-compatibility/2006" xmlns:aink="http://schemas.microsoft.com/office/drawing/2016/ink" xmlns:am3d="http://schemas.microsoft.com/office/drawing/2017/model3d" xmlns:o="urn:schemas-microsoft-com:office:office" xmlns:r="http://schemas.openxmlformats.org/officeDocument/2006/relationships" xmlns:m="http://schemas.openxmlformats.org/officeDocument/2006/math" xmlns:v="urn:schemas-microsoft-com:vml" xmlns:wp14="http://schemas.microsoft.com/office/word/2010/wordprocessingDrawing" xmlns:wp="http://schemas.openxmlformats.org/drawingml/2006/wordprocessingDrawing" xmlns:w10="urn:schemas-microsoft-com:office:word" xmlns:w="http://schemas.openxmlformats.org/wordprocessingml/2006/main" xmlns:w14="http://schemas.microsoft.com/office/word/2010/wordml" xmlns:w15="http://schemas.microsoft.com/office/word/2012/wordml" xmlns:w16cex="http://schemas.microsoft.com/office/word/2018/wordml/cex" xmlns:w16cid="http://schemas.microsoft.com/office/word/2016/wordml/cid" xmlns:w16="http://schemas.microsoft.com/office/word/2018/wordml" xmlns:w16se="http://schemas.microsoft.com/office/word/2015/wordml/symex" xmlns:wpg="http://schemas.microsoft.com/office/word/2010/wordprocessingGroup" xmlns:wpi="http://schemas.microsoft.com/office/word/2010/wordprocessingInk" xmlns:wne="http://schemas.microsoft.com/office/word/2006/wordml" xmlns:wps="http://schemas.microsoft.com/office/word/2010/wordprocessingShape" mc:Ignorable="w14 w15 w16se w16cid w16 w16cex wp14">
+<w:document xmlns:wpc="http://schemas.microsoft.com/office/word/2010/wordprocessingCanvas" xmlns:cx="http://schemas.microsoft.com/office/drawing/2014/chartex" xmlns:cx1="http://schemas.microsoft.com/office/drawing/2015/9/8/chartex" xmlns:cx2="http://schemas.microsoft.com/office/drawing/2015/10/21/chartex" xmlns:cx3="http://schemas.microsoft.com/office/drawing/2016/5/9/chartex" xmlns:cx4="http://schemas.microsoft.com/office/drawing/2016/5/10/chartex" xmlns:cx5="http://schemas.microsoft.com/office/drawing/2016/5/11/chartex" xmlns:cx6="http://schemas.microsoft.com/office/drawing/2016/5/12/chartex" xmlns:cx7="http://schemas.microsoft.com/office/drawing/2016/5/13/chartex" xmlns:cx8="http://schemas.microsoft.com/office/drawing/2016/5/14/chartex" xmlns:mc="http://schemas.openxmlformats.org/markup-compatibility/2006" xmlns:m="http://schemas.openxmlformats.org/officeDocument/2006/math" xmlns:aink="http://schemas.microsoft.com/office/drawing/2016/ink" xmlns:am3d="http://schemas.microsoft.com/office/drawing/2017/model3d" xmlns:oel="http://schemas.microsoft.com/office/2019/extlst" xmlns:r="http://schemas.openxmlformats.org/officeDocument/2006/relationships" xmlns:wp14="http://schemas.microsoft.com/office/word/2010/wordprocessingDrawing" xmlns:wp="http://schemas.openxmlformats.org/drawingml/2006/wordprocessingDrawing" xmlns:wpg="http://schemas.microsoft.com/office/word/2010/wordprocessingGroup" xmlns:wpi="http://schemas.microsoft.com/office/word/2010/wordprocessingInk" xmlns:wps="http://schemas.microsoft.com/office/word/2010/wordprocessingShape" xmlns:o="urn:schemas-microsoft-com:office:office" xmlns:v="urn:schemas-microsoft-com:vml" xmlns:w10="urn:schemas-microsoft-com:office:word" xmlns:w="http://schemas.openxmlformats.org/wordprocessingml/2006/main" xmlns:w14="http://schemas.microsoft.com/office/word/2010/wordml" xmlns:w15="http://schemas.microsoft.com/office/word/2012/wordml" xmlns:w16cex="http://schemas.microsoft.com/office/word/2018/wordml/cex" xmlns:w16cid="http://schemas.microsoft.com/office/word/2016/wordml/cid" xmlns:w16="http://schemas.microsoft.com/office/word/2018/wordml" xmlns:w16sdtdh="http://schemas.microsoft.com/office/word/2020/wordml/sdtdatahash" xmlns:w16sdtfl="http://schemas.microsoft.com/office/word/2024/wordml/sdtformatlock" xmlns:w16se="http://schemas.microsoft.com/office/word/2015/wordml/symex" xmlns:w16du="http://schemas.microsoft.com/office/word/2023/wordml/word16du" xmlns:wne="http://schemas.microsoft.com/office/word/2006/wordml" mc:Ignorable="w14 w15 w16se w16cid w16 w16cex w16sdtdh w16sdtfl w16du wp14">
   <w:body>
     <w:p>
       <w:pPr>
@@ -216,7 +216,7 @@
               </wp:anchor>
             </w:drawing>
           </mc:Choice>
-          <mc:Fallback xmlns:w16sdtfl="http://schemas.microsoft.com/office/word/2024/wordml/sdtformatlock" xmlns:w16sdtdh="http://schemas.microsoft.com/office/word/2020/wordml/sdtdatahash" xmlns:w16du="http://schemas.microsoft.com/office/word/2023/wordml/word16du" xmlns:oel="http://schemas.microsoft.com/office/2019/extlst">
+          <mc:Fallback>
             <w:pict>
               <v:shapetype w14:anchorId="2E2DABF6" id="_x0000_t202" coordsize="21600,21600" o:spt="202" path="m,l,21600r21600,l21600,xe">
                 <v:stroke joinstyle="miter"/>
@@ -329,7 +329,7 @@
               </wp:anchor>
             </w:drawing>
           </mc:Choice>
-          <mc:Fallback xmlns:w16sdtfl="http://schemas.microsoft.com/office/word/2024/wordml/sdtformatlock" xmlns:w16sdtdh="http://schemas.microsoft.com/office/word/2020/wordml/sdtdatahash" xmlns:w16du="http://schemas.microsoft.com/office/word/2023/wordml/word16du" xmlns:oel="http://schemas.microsoft.com/office/2019/extlst">
+          <mc:Fallback>
             <w:pict>
               <v:rect w14:anchorId="664C4FF1" id="Rectángulo 3" o:spid="_x0000_s1026" style="position:absolute;margin-left:-55.95pt;margin-top:26.4pt;width:613.85pt;height:164.25pt;z-index:-251655168;visibility:visible;mso-wrap-style:square;mso-height-percent:0;mso-wrap-distance-left:9pt;mso-wrap-distance-top:0;mso-wrap-distance-right:9pt;mso-wrap-distance-bottom:0;mso-position-horizontal:absolute;mso-position-horizontal-relative:text;mso-position-vertical:absolute;mso-position-vertical-relative:text;mso-height-percent:0;mso-height-relative:margin;v-text-anchor:middle" o:gfxdata="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" fillcolor="#00314d" stroked="f" strokeweight="1pt"/>
             </w:pict>
@@ -524,7 +524,6 @@
           <w:docPartUnique/>
         </w:docPartObj>
       </w:sdtPr>
-      <w:sdtEndPr/>
       <w:sdtContent>
         <w:p>
           <w:pPr>
@@ -2615,6 +2614,7 @@
       </w:pPr>
       <w:bookmarkStart w:id="0" w:name="_Toc217677851"/>
       <w:r>
+        <w:lastRenderedPageBreak/>
         <w:t>Introducción</w:t>
       </w:r>
       <w:bookmarkEnd w:id="0"/>
@@ -2640,6 +2640,7 @@
       </w:pPr>
       <w:bookmarkStart w:id="1" w:name="_Toc217677852"/>
       <w:r>
+        <w:lastRenderedPageBreak/>
         <w:t>Fundamentos de la cartografía social en contextos agroecológicos</w:t>
       </w:r>
       <w:bookmarkEnd w:id="1"/>
@@ -2703,7 +2704,14 @@
         <w:rPr>
           <w:lang w:eastAsia="es-CO"/>
         </w:rPr>
-        <w:t>Además, la cartografía social reconoce que todo acto de representación territorial implica una toma de posición. Quien dibuja, nombra y delimita el espacio, también define qué se considera relevante, qué se oculta y qué se proyecta. Por ello, se convierte en un ejercicio político, en el que las comunidades recuperan el poder de contar su territorio desde sus propios referentes, lenguajes y símbolos. A continuación, se presenta un pódcast que compara la cartografía social y la cartografía técnica, destacando sus enfoques, metodologías y dimensiones representativas en la construcción del territorio.</w:t>
+        <w:t xml:space="preserve">Además, la cartografía social reconoce que todo acto de representación territorial implica una toma de posición. Quien dibuja, nombra y delimita el espacio, también define qué se considera relevante, qué se oculta y qué se proyecta. Por ello, se convierte en un ejercicio político, en el que las comunidades recuperan el poder de contar su territorio desde sus propios referentes, lenguajes y símbolos. A continuación, se presenta un pódcast que compara la cartografía social y la cartografía técnica, </w:t>
+      </w:r>
+      <w:r>
+        <w:rPr>
+          <w:lang w:eastAsia="es-CO"/>
+        </w:rPr>
+        <w:lastRenderedPageBreak/>
+        <w:t>destacando sus enfoques, metodologías y dimensiones representativas en la construcción del territorio.</w:t>
       </w:r>
     </w:p>
     <w:tbl>
@@ -2955,6 +2963,7 @@
               <w:rPr>
                 <w:lang w:eastAsia="es-CO"/>
               </w:rPr>
+              <w:lastRenderedPageBreak/>
               <w:t>Sí, mija, pero esa neutralidad a veces deja por fuera lo afectivo, lo cultural y lo simbólico.</w:t>
             </w:r>
             <w:r>
@@ -3070,6 +3079,7 @@
         <w:rPr>
           <w:lang w:eastAsia="es-CO"/>
         </w:rPr>
+        <w:lastRenderedPageBreak/>
         <w:t>El proceso de elaboración de un mapa social incluye dinámicas participativas como talleres, recorridos, entrevistas, dibujos colectivos, uso de materiales locales y narraciones orales. Estas actividades garantizan que el mapa no sea producto de un experto externo, sino el resultado de una construcción horizontal, donde cada participante aporta su mirada y experiencia.</w:t>
       </w:r>
     </w:p>
@@ -3096,6 +3106,7 @@
         <w:rPr>
           <w:lang w:eastAsia="es-CO"/>
         </w:rPr>
+        <w:lastRenderedPageBreak/>
         <w:t>En síntesis, la cartografía social es una forma de leer y escribir el territorio desde adentro. No busca representar lo que “es”, sino lo que significa para quienes lo habitan. Es una invitación a mirar el espacio con otros ojos, a reconocer lo que ha sido invisibilizado y a proyectar colectivamente lo que se desea construir (Piñeiro et al., 2023)</w:t>
       </w:r>
       <w:r>
@@ -3157,21 +3168,7 @@
         <w:rPr>
           <w:lang w:eastAsia="es-CO"/>
         </w:rPr>
-        <w:t xml:space="preserve">Funciona como herramienta de diagnóstico y planificación desde abajo. Permite caracterizar el territorio en dimensiones físicas, sociales, culturales y políticas. A través de mapas colectivos se identifican zonas de riesgo, áreas de uso tradicional, espacios de conflicto, corredores ecológicos y sitios sagrados. Refuerza la identidad local, promueve el diálogo intergeneracional y genera insumos para la toma de decisiones comunitarias (Melón &amp; </w:t>
-      </w:r>
-      <w:proofErr w:type="spellStart"/>
-      <w:r>
-        <w:rPr>
-          <w:lang w:eastAsia="es-CO"/>
-        </w:rPr>
-        <w:t>Relli</w:t>
-      </w:r>
-      <w:proofErr w:type="spellEnd"/>
-      <w:r>
-        <w:rPr>
-          <w:lang w:eastAsia="es-CO"/>
-        </w:rPr>
-        <w:t>, 2021).</w:t>
+        <w:t>Funciona como herramienta de diagnóstico y planificación desde abajo. Permite caracterizar el territorio en dimensiones físicas, sociales, culturales y políticas. A través de mapas colectivos se identifican zonas de riesgo, áreas de uso tradicional, espacios de conflicto, corredores ecológicos y sitios sagrados. Refuerza la identidad local, promueve el diálogo intergeneracional y genera insumos para la toma de decisiones comunitarias (Melón &amp; Relli, 2021).</w:t>
       </w:r>
     </w:p>
     <w:p>
@@ -3203,21 +3200,14 @@
         <w:rPr>
           <w:lang w:eastAsia="es-CO"/>
         </w:rPr>
-        <w:t>Analiza las relaciones de poder que configuran el territorio: quién decide, qué intereses se imponen, qué voces son excluidas. Visibiliza el carácter no neutro del territorio y lo comprende como resultado de disputas históricas, políticas y simbólicas. Favorece la lectura situada, la recuperación de memorias colectivas y la construcción de alternativas emancipadoras (</w:t>
-      </w:r>
-      <w:proofErr w:type="spellStart"/>
-      <w:r>
-        <w:rPr>
-          <w:lang w:eastAsia="es-CO"/>
-        </w:rPr>
-        <w:t>Cerutti</w:t>
-      </w:r>
-      <w:proofErr w:type="spellEnd"/>
-      <w:r>
-        <w:rPr>
-          <w:lang w:eastAsia="es-CO"/>
-        </w:rPr>
-        <w:t>, 2018).</w:t>
+        <w:t xml:space="preserve">Analiza las relaciones de poder que configuran el territorio: quién decide, qué intereses se imponen, qué voces son excluidas. Visibiliza el carácter no neutro del territorio y lo comprende como resultado de disputas históricas, políticas y simbólicas. Favorece la lectura situada, la </w:t>
+      </w:r>
+      <w:r>
+        <w:rPr>
+          <w:lang w:eastAsia="es-CO"/>
+        </w:rPr>
+        <w:lastRenderedPageBreak/>
+        <w:t>recuperación de memorias colectivas y la construcción de alternativas emancipadoras (Cerutti, 2018).</w:t>
       </w:r>
     </w:p>
     <w:p>
@@ -3313,34 +3303,27 @@
         <w:rPr>
           <w:lang w:eastAsia="es-CO"/>
         </w:rPr>
-        <w:t>Aporta una mirada transformadora al mapear no solo territorios físicos, sino también cuerpos, emociones, cuidados, violencias y resistencias. Propone una cartografía del cuerpo-territorio, que visibiliza desigualdades y experiencias de exclusión. Incorpora metodologías afectivas y corporales como el mapeo emocional, el relato íntimo o el dibujo colectivo. Reconoce el conocimiento territorial como situado, encarnado y relacional (</w:t>
-      </w:r>
-      <w:proofErr w:type="spellStart"/>
-      <w:r>
-        <w:rPr>
-          <w:lang w:eastAsia="es-CO"/>
-        </w:rPr>
-        <w:t>Schenerock</w:t>
-      </w:r>
-      <w:proofErr w:type="spellEnd"/>
-      <w:r>
-        <w:rPr>
-          <w:lang w:eastAsia="es-CO"/>
-        </w:rPr>
-        <w:t xml:space="preserve"> et al., 2018).</w:t>
-      </w:r>
-    </w:p>
-    <w:p>
-      <w:pPr>
-        <w:rPr>
-          <w:lang w:eastAsia="es-CO"/>
-        </w:rPr>
-      </w:pPr>
-      <w:r>
-        <w:rPr>
-          <w:lang w:eastAsia="es-CO"/>
-        </w:rPr>
-        <w:t>En todos estos usos, la cartografía social no solo representa el territorio: lo transforma. Permite que las personas se reconozcan como autoras de su espacio, activando procesos de empoderamiento, dignificación y autonomía. Así, el mapa deja de ser una herramienta técnica para convertirse en un instrumento político, pedagógico y cultural al servicio de las comunidades.</w:t>
+        <w:t>Aporta una mirada transformadora al mapear no solo territorios físicos, sino también cuerpos, emociones, cuidados, violencias y resistencias. Propone una cartografía del cuerpo-territorio, que visibiliza desigualdades y experiencias de exclusión. Incorpora metodologías afectivas y corporales como el mapeo emocional, el relato íntimo o el dibujo colectivo. Reconoce el conocimiento territorial como situado, encarnado y relacional (Schenerock et al., 2018).</w:t>
+      </w:r>
+    </w:p>
+    <w:p>
+      <w:pPr>
+        <w:rPr>
+          <w:lang w:eastAsia="es-CO"/>
+        </w:rPr>
+      </w:pPr>
+      <w:r>
+        <w:rPr>
+          <w:lang w:eastAsia="es-CO"/>
+        </w:rPr>
+        <w:t xml:space="preserve">En todos estos usos, la cartografía social no solo representa el territorio: lo transforma. Permite que las personas se reconozcan como autoras de su espacio, activando procesos de empoderamiento, dignificación y autonomía. Así, el mapa deja </w:t>
+      </w:r>
+      <w:r>
+        <w:rPr>
+          <w:lang w:eastAsia="es-CO"/>
+        </w:rPr>
+        <w:lastRenderedPageBreak/>
+        <w:t>de ser una herramienta técnica para convertirse en un instrumento político, pedagógico y cultural al servicio de las comunidades.</w:t>
       </w:r>
     </w:p>
     <w:p>
@@ -3440,7 +3423,14 @@
         <w:rPr>
           <w:lang w:eastAsia="es-CO"/>
         </w:rPr>
-        <w:t>Representa disputas por uso del suelo, agua, biodiversidad o minería, integrando voces comunitarias y datos académicos. Ejemplo: Observatorio de Conflictos Ambientales (OCA) de la Universidad Nacional de Colombia. Fomenta el análisis político y la justicia ambiental.</w:t>
+        <w:t xml:space="preserve">Representa disputas por uso del suelo, agua, biodiversidad o minería, integrando voces comunitarias y </w:t>
+      </w:r>
+      <w:r>
+        <w:rPr>
+          <w:lang w:eastAsia="es-CO"/>
+        </w:rPr>
+        <w:lastRenderedPageBreak/>
+        <w:t>datos académicos. Ejemplo: Observatorio de Conflictos Ambientales (OCA) de la Universidad Nacional de Colombia. Fomenta el análisis político y la justicia ambiental.</w:t>
       </w:r>
     </w:p>
     <w:p>
@@ -3570,6 +3560,7 @@
         <w:rPr>
           <w:lang w:eastAsia="es-CO"/>
         </w:rPr>
+        <w:lastRenderedPageBreak/>
         <w:t>Ya sea para denunciar conflictos, imaginar futuros, recuperar memorias o diseñar estrategias agroecológicas, la cartografía social se consolida como una herramienta política, pedagógica y cultural profundamente ligada a los procesos de transformación territorial.</w:t>
       </w:r>
     </w:p>
@@ -3684,6 +3675,7 @@
       </w:pPr>
       <w:bookmarkStart w:id="5" w:name="_Toc217677856"/>
       <w:r>
+        <w:lastRenderedPageBreak/>
         <w:t>Cartografía predial agroecológica</w:t>
       </w:r>
       <w:bookmarkEnd w:id="5"/>
@@ -3769,6 +3761,7 @@
         <w:pStyle w:val="Ttulo4"/>
       </w:pPr>
       <w:r>
+        <w:lastRenderedPageBreak/>
         <w:t>Identificación del paisaje predial</w:t>
       </w:r>
     </w:p>
@@ -3888,6 +3881,7 @@
       </w:pPr>
       <w:bookmarkStart w:id="7" w:name="_Toc217677858"/>
       <w:r>
+        <w:lastRenderedPageBreak/>
         <w:t>El agroecosistema como unidad de análisis predial</w:t>
       </w:r>
       <w:bookmarkEnd w:id="7"/>
@@ -3949,6 +3943,7 @@
         <w:pStyle w:val="Ttulo3"/>
       </w:pPr>
       <w:r>
+        <w:lastRenderedPageBreak/>
         <w:t>Tipos de agroecosistemas: diversidad, prácticas y saberes</w:t>
       </w:r>
     </w:p>
@@ -4141,6 +4136,7 @@
           <w:b/>
           <w:bCs/>
         </w:rPr>
+        <w:lastRenderedPageBreak/>
         <w:t>Conuco</w:t>
       </w:r>
       <w:r>
@@ -4259,6 +4255,7 @@
           <w:bCs/>
           <w:lang w:eastAsia="es-CO"/>
         </w:rPr>
+        <w:lastRenderedPageBreak/>
         <w:t>Ejemplo</w:t>
       </w:r>
       <w:r>
@@ -4485,6 +4482,7 @@
         <w:pStyle w:val="Ttulo4"/>
       </w:pPr>
       <w:r>
+        <w:lastRenderedPageBreak/>
         <w:t>Predio B: Estructura integrada</w:t>
       </w:r>
     </w:p>
@@ -4662,21 +4660,8 @@
         <w:rPr>
           <w:lang w:eastAsia="es-CO"/>
         </w:rPr>
-        <w:t>Estas propiedades reflejan el grado de integración ecológica, cultural y organizativa del predio, y son indicadores clave de su sostenibilidad, resiliencia y capacidad de transformación. No se imponen desde afuera: se cultivan con el tiempo a través del manejo cotidiano (</w:t>
-      </w:r>
-      <w:proofErr w:type="spellStart"/>
-      <w:r>
-        <w:rPr>
-          <w:lang w:eastAsia="es-CO"/>
-        </w:rPr>
-        <w:t>Barchuk</w:t>
-      </w:r>
-      <w:proofErr w:type="spellEnd"/>
-      <w:r>
-        <w:rPr>
-          <w:lang w:eastAsia="es-CO"/>
-        </w:rPr>
-        <w:t>, 2020). Las propiedades emergentes en agroecosistemas son:</w:t>
+        <w:lastRenderedPageBreak/>
+        <w:t>Estas propiedades reflejan el grado de integración ecológica, cultural y organizativa del predio, y son indicadores clave de su sostenibilidad, resiliencia y capacidad de transformación. No se imponen desde afuera: se cultivan con el tiempo a través del manejo cotidiano (Barchuk, 2020). Las propiedades emergentes en agroecosistemas son:</w:t>
       </w:r>
     </w:p>
     <w:p>
@@ -4871,6 +4856,7 @@
         <w:pStyle w:val="Ttulo3"/>
       </w:pPr>
       <w:r>
+        <w:lastRenderedPageBreak/>
         <w:t>Relación entre propiedades emergentes y servicios ecosistémicos</w:t>
       </w:r>
     </w:p>
@@ -5087,6 +5073,7 @@
       </w:pPr>
       <w:bookmarkStart w:id="10" w:name="_Toc217677861"/>
       <w:r>
+        <w:lastRenderedPageBreak/>
         <w:t>Diseño de agroecosistemas sostenibles</w:t>
       </w:r>
       <w:bookmarkEnd w:id="10"/>
@@ -5255,7 +5242,14 @@
         <w:rPr>
           <w:lang w:eastAsia="es-CO"/>
         </w:rPr>
-        <w:t>El suelo es entendido como un organismo vivo que respira, se alimenta y necesita condiciones adecuadas para sostener la vida. Su salud depende de la interacción con las plantas, que estimulan procesos biológicos esenciales a través de raíces, tallos y hojas. Esto permite conservar la humedad, regular la temperatura y favorecer la presencia de microorganismos y fauna edáfica, clave para el equilibrio ecológico.</w:t>
+        <w:t xml:space="preserve">El suelo es entendido como un organismo vivo que respira, se alimenta y necesita condiciones adecuadas para sostener la vida. Su salud depende de la interacción con las </w:t>
+      </w:r>
+      <w:r>
+        <w:rPr>
+          <w:lang w:eastAsia="es-CO"/>
+        </w:rPr>
+        <w:lastRenderedPageBreak/>
+        <w:t>plantas, que estimulan procesos biológicos esenciales a través de raíces, tallos y hojas. Esto permite conservar la humedad, regular la temperatura y favorecer la presencia de microorganismos y fauna edáfica, clave para el equilibrio ecológico.</w:t>
       </w:r>
     </w:p>
     <w:p>
@@ -5366,6 +5360,7 @@
         <w:rPr>
           <w:lang w:eastAsia="es-CO"/>
         </w:rPr>
+        <w:lastRenderedPageBreak/>
         <w:t>Estos espacios regulan el clima, atraen polinizadores, protegen el agua y sostienen la vida. Algunas especies que no ofrecen frutos ni sombra cumplen funciones invisibles pero esenciales. Además, conservar la naturaleza fortalece la capacidad de adaptación climática ante sequías, inundaciones y otros eventos extremos. Reconoce que la finca forma parte de un ecosistema más amplio y no debe funcionar en aislamiento.</w:t>
       </w:r>
     </w:p>
@@ -5434,7 +5429,14 @@
         <w:rPr>
           <w:lang w:eastAsia="es-CO"/>
         </w:rPr>
-        <w:t>Este principio reconoce el rol central de las mujeres en la economía familiar y comunitaria, especialmente en actividades que muchas veces no son visibilizadas ni valoradas, como el cuidado, la transformación de alimentos y el sostenimiento de redes. Además, promueve la autonomía económica y cuestiona las desigualdades de género presentes en las relaciones productivas.</w:t>
+        <w:t xml:space="preserve">Este principio reconoce el rol central de las mujeres en la economía familiar y comunitaria, especialmente en actividades que muchas veces no son visibilizadas ni </w:t>
+      </w:r>
+      <w:r>
+        <w:rPr>
+          <w:lang w:eastAsia="es-CO"/>
+        </w:rPr>
+        <w:lastRenderedPageBreak/>
+        <w:t>valoradas, como el cuidado, la transformación de alimentos y el sostenimiento de redes. Además, promueve la autonomía económica y cuestiona las desigualdades de género presentes en las relaciones productivas.</w:t>
       </w:r>
     </w:p>
     <w:p>
@@ -5511,6 +5513,7 @@
       </w:pPr>
       <w:bookmarkStart w:id="12" w:name="_Toc217677863"/>
       <w:r>
+        <w:lastRenderedPageBreak/>
         <w:t>Ejemplos de prácticas para fomentar los principios agroecológicos</w:t>
       </w:r>
       <w:bookmarkEnd w:id="12"/>
@@ -5801,6 +5804,7 @@
         <w:rPr>
           <w:lang w:val="es-419" w:eastAsia="es-CO"/>
         </w:rPr>
+        <w:lastRenderedPageBreak/>
         <w:t>Sembrar árboles nativos y establecer corredores biológicos.</w:t>
       </w:r>
     </w:p>
@@ -6149,6 +6153,7 @@
         <w:pStyle w:val="Ttulo5"/>
       </w:pPr>
       <w:r>
+        <w:lastRenderedPageBreak/>
         <w:t>Incentivar la creación conjunta de conocimientos y diálogos de saberes</w:t>
       </w:r>
     </w:p>
@@ -6386,6 +6391,7 @@
         <w:pStyle w:val="Ttulo3"/>
       </w:pPr>
       <w:r>
+        <w:lastRenderedPageBreak/>
         <w:t>Diseño hidrológico en línea clave</w:t>
       </w:r>
     </w:p>
@@ -6422,13 +6428,8 @@
         <w:pStyle w:val="Ttulo3"/>
       </w:pPr>
       <w:r>
-        <w:t xml:space="preserve">Diseño </w:t>
-      </w:r>
-      <w:proofErr w:type="spellStart"/>
-      <w:r>
-        <w:t>permacultural</w:t>
-      </w:r>
-      <w:proofErr w:type="spellEnd"/>
+        <w:t>Diseño permacultural</w:t>
+      </w:r>
     </w:p>
     <w:p>
       <w:pPr>
@@ -6475,6 +6476,7 @@
         <w:pStyle w:val="Ttulo3"/>
       </w:pPr>
       <w:r>
+        <w:lastRenderedPageBreak/>
         <w:t>Diseño con base en la memoria biocultural</w:t>
       </w:r>
     </w:p>
@@ -6560,6 +6562,7 @@
       </w:pPr>
       <w:bookmarkStart w:id="14" w:name="_Toc217677865"/>
       <w:r>
+        <w:lastRenderedPageBreak/>
         <w:t>Mapas del sistema predial</w:t>
       </w:r>
       <w:bookmarkEnd w:id="14"/>
@@ -6780,6 +6783,7 @@
           <w:b/>
           <w:bCs/>
         </w:rPr>
+        <w:lastRenderedPageBreak/>
         <w:t>Amenazas</w:t>
       </w:r>
       <w:r>
@@ -6939,6 +6943,7 @@
           <w:b/>
           <w:bCs/>
         </w:rPr>
+        <w:lastRenderedPageBreak/>
         <w:t>Cercos vivos diversificados</w:t>
       </w:r>
       <w:r>
@@ -7248,6 +7253,7 @@
         <w:rPr>
           <w:lang w:eastAsia="es-CO"/>
         </w:rPr>
+        <w:lastRenderedPageBreak/>
         <w:t>Es fundamental que este mapa no se imponga desde afuera, sino que emerja desde el diálogo, respetando los ritmos, saberes y prioridades de cada familia y comunidad. Construirlo colectivamente fortalece la apropiación del territorio y la coherencia entre las acciones presentes y las visiones futuras.</w:t>
       </w:r>
     </w:p>
@@ -7454,6 +7460,7 @@
           <w:b/>
           <w:bCs/>
         </w:rPr>
+        <w:lastRenderedPageBreak/>
         <w:t>Estado de transición</w:t>
       </w:r>
       <w:r>
@@ -7653,6 +7660,7 @@
         <w:rPr>
           <w:lang w:val="es-CO"/>
         </w:rPr>
+        <w:lastRenderedPageBreak/>
         <w:t>Síntesis</w:t>
       </w:r>
       <w:bookmarkEnd w:id="18"/>
@@ -7758,6 +7766,7 @@
         <w:rPr>
           <w:lang w:val="es-CO"/>
         </w:rPr>
+        <w:lastRenderedPageBreak/>
         <w:t>Material complementario</w:t>
       </w:r>
       <w:bookmarkEnd w:id="19"/>
@@ -8073,29 +8082,8 @@
                 <w:lang w:val="es-CO"/>
               </w:rPr>
             </w:pPr>
-            <w:proofErr w:type="spellStart"/>
-            <w:r>
-              <w:t>Barchuk</w:t>
-            </w:r>
-            <w:proofErr w:type="spellEnd"/>
-            <w:r>
-              <w:t xml:space="preserve">, A. H., </w:t>
-            </w:r>
-            <w:proofErr w:type="spellStart"/>
-            <w:r>
-              <w:t>Locati</w:t>
-            </w:r>
-            <w:proofErr w:type="spellEnd"/>
-            <w:r>
-              <w:t xml:space="preserve">, L., &amp; Suez, L. S. (2020). Manual de buenas prácticas para diseños agroecológicos (A. H. </w:t>
-            </w:r>
-            <w:proofErr w:type="spellStart"/>
-            <w:r>
-              <w:t>Barchuk</w:t>
-            </w:r>
-            <w:proofErr w:type="spellEnd"/>
-            <w:r>
-              <w:t>, Ed.; 1ª ed.). Editorial Brujas.</w:t>
+            <w:r>
+              <w:t>Barchuk, A. H., Locati, L., &amp; Suez, L. S. (2020). Manual de buenas prácticas para diseños agroecológicos (A. H. Barchuk, Ed.; 1ª ed.). Editorial Brujas.</w:t>
             </w:r>
           </w:p>
         </w:tc>
@@ -8150,6 +8138,7 @@
         <w:rPr>
           <w:lang w:val="es-CO"/>
         </w:rPr>
+        <w:lastRenderedPageBreak/>
         <w:t>Glosario</w:t>
       </w:r>
       <w:bookmarkEnd w:id="20"/>
@@ -8274,6 +8263,7 @@
         <w:rPr>
           <w:lang w:val="es-CO"/>
         </w:rPr>
+        <w:lastRenderedPageBreak/>
         <w:t>Referencias bibliográficas</w:t>
       </w:r>
       <w:bookmarkEnd w:id="21"/>
@@ -8314,21 +8304,8 @@
       </w:r>
     </w:p>
     <w:p>
-      <w:proofErr w:type="spellStart"/>
-      <w:r>
-        <w:t>Barchuk</w:t>
-      </w:r>
-      <w:proofErr w:type="spellEnd"/>
-      <w:r>
-        <w:t xml:space="preserve">, A., Guzmán, M. L., </w:t>
-      </w:r>
-      <w:proofErr w:type="spellStart"/>
-      <w:r>
-        <w:t>Locati</w:t>
-      </w:r>
-      <w:proofErr w:type="spellEnd"/>
-      <w:r>
-        <w:t>, L., &amp; Suez, L. S. (2020). Manual de buenas prácticas para diseños agroecológicos. Universidad Nacional de Córdoba, Facultad de Ciencias Agropecuarias.</w:t>
+      <w:r>
+        <w:t>Barchuk, A., Guzmán, M. L., Locati, L., &amp; Suez, L. S. (2020). Manual de buenas prácticas para diseños agroecológicos. Universidad Nacional de Córdoba, Facultad de Ciencias Agropecuarias.</w:t>
       </w:r>
     </w:p>
     <w:p>
@@ -8342,21 +8319,8 @@
       </w:hyperlink>
     </w:p>
     <w:p>
-      <w:proofErr w:type="spellStart"/>
-      <w:r>
-        <w:t>Cerutti</w:t>
-      </w:r>
-      <w:proofErr w:type="spellEnd"/>
-      <w:r>
-        <w:t xml:space="preserve"> </w:t>
-      </w:r>
-      <w:proofErr w:type="spellStart"/>
-      <w:r>
-        <w:t>Guldberg</w:t>
-      </w:r>
-      <w:proofErr w:type="spellEnd"/>
-      <w:r>
-        <w:t>, H. (Coord.). (2018). Cartografías de nuestras realidades. Universidad Nacional Autónoma de México, Centro de Investigaciones sobre América Latina y el Caribe.</w:t>
+      <w:r>
+        <w:t>Cerutti Guldberg, H. (Coord.). (2018). Cartografías de nuestras realidades. Universidad Nacional Autónoma de México, Centro de Investigaciones sobre América Latina y el Caribe.</w:t>
       </w:r>
     </w:p>
     <w:p>
@@ -8406,28 +8370,12 @@
       </w:r>
     </w:p>
     <w:p>
-      <w:pPr>
-        <w:rPr>
-          <w:lang w:val="en-US"/>
-        </w:rPr>
-      </w:pPr>
+      <w:r>
+        <w:t>Instituto de Estudios Ambientales – IDEA. (s. f.). OCA: Observatorio de Conflictos Ambientales. Universidad Nacional de Colombia.</w:t>
+      </w:r>
+    </w:p>
+    <w:p>
       <w:hyperlink r:id="rId21" w:history="1">
-        <w:r>
-          <w:rPr>
-            <w:rStyle w:val="Hipervnculo"/>
-            <w:lang w:val="en-US"/>
-          </w:rPr>
-          <w:t>https://www.fao.org/agroecology/database/detail/en/c/1711004/</w:t>
-        </w:r>
-      </w:hyperlink>
-    </w:p>
-    <w:p>
-      <w:r>
-        <w:t>Instituto de Estudios Ambientales – IDEA. (s. f.). OCA: Observatorio de Conflictos Ambientales. Universidad Nacional de Colombia.</w:t>
-      </w:r>
-    </w:p>
-    <w:p>
-      <w:hyperlink r:id="rId22" w:history="1">
         <w:r>
           <w:rPr>
             <w:rStyle w:val="Hipervnculo"/>
@@ -8438,19 +8386,11 @@
     </w:p>
     <w:p>
       <w:r>
-        <w:t xml:space="preserve">León </w:t>
-      </w:r>
-      <w:proofErr w:type="spellStart"/>
-      <w:r>
-        <w:t>Sicard</w:t>
-      </w:r>
-      <w:proofErr w:type="spellEnd"/>
-      <w:r>
-        <w:t>, T. E. (2021). La Estructura Agroecológica Principal de los agroecosistemas: perspectivas teórico-prácticas. Universidad Nacional de Colombia – IDEA.</w:t>
-      </w:r>
-    </w:p>
-    <w:p>
-      <w:hyperlink r:id="rId23" w:history="1">
+        <w:t>León Sicard, T. E. (2021). La Estructura Agroecológica Principal de los agroecosistemas: perspectivas teórico-prácticas. Universidad Nacional de Colombia – IDEA.</w:t>
+      </w:r>
+    </w:p>
+    <w:p>
+      <w:hyperlink r:id="rId22" w:history="1">
         <w:r>
           <w:rPr>
             <w:rStyle w:val="Hipervnculo"/>
@@ -8461,30 +8401,22 @@
     </w:p>
     <w:p>
       <w:r>
-        <w:t xml:space="preserve">Melón, D., &amp; </w:t>
+        <w:t xml:space="preserve">Melón, D., &amp; Relli </w:t>
       </w:r>
       <w:proofErr w:type="spellStart"/>
       <w:r>
-        <w:t>Relli</w:t>
+        <w:t>Ugartamendía</w:t>
       </w:r>
       <w:proofErr w:type="spellEnd"/>
       <w:r>
-        <w:t xml:space="preserve"> </w:t>
+        <w:t>, M. (</w:t>
       </w:r>
       <w:proofErr w:type="spellStart"/>
       <w:r>
-        <w:t>Ugartamendía</w:t>
+        <w:t>Comps</w:t>
       </w:r>
       <w:proofErr w:type="spellEnd"/>
       <w:r>
-        <w:t>, M. (</w:t>
-      </w:r>
-      <w:proofErr w:type="spellStart"/>
-      <w:r>
-        <w:t>Comps</w:t>
-      </w:r>
-      <w:proofErr w:type="spellEnd"/>
-      <w:r>
         <w:t>.). (2021). Geografías del conflicto: crisis civilizatoria, resistencias y construcciones populares en la periferia capitalista. Muchos Mundos Ediciones; Fundación Rosa Luxemburgo; Centro de Investigaciones Geográficas - UNLP.</w:t>
       </w:r>
     </w:p>
@@ -8494,7 +8426,7 @@
       </w:r>
     </w:p>
     <w:p>
-      <w:hyperlink r:id="rId24" w:history="1">
+      <w:hyperlink r:id="rId23" w:history="1">
         <w:r>
           <w:rPr>
             <w:rStyle w:val="Hipervnculo"/>
@@ -8525,7 +8457,7 @@
       </w:r>
     </w:p>
     <w:p>
-      <w:hyperlink r:id="rId25" w:history="1">
+      <w:hyperlink r:id="rId24" w:history="1">
         <w:r>
           <w:rPr>
             <w:rStyle w:val="Hipervnculo"/>
@@ -8540,7 +8472,7 @@
       </w:r>
     </w:p>
     <w:p>
-      <w:hyperlink r:id="rId26" w:history="1">
+      <w:hyperlink r:id="rId25" w:history="1">
         <w:r>
           <w:rPr>
             <w:rStyle w:val="Hipervnculo"/>
@@ -8550,20 +8482,15 @@
       </w:hyperlink>
     </w:p>
     <w:p>
+      <w:r>
+        <w:t xml:space="preserve">Schenerock, A., Aguilar, K., Cacho, N., &amp; Torrente. (2018). Cartografías ecofeministas para la defensa del Territorio Cuerpo-Tierra en contra del </w:t>
+      </w:r>
       <w:proofErr w:type="spellStart"/>
       <w:r>
-        <w:t>Schenerock</w:t>
+        <w:t>extractivismo</w:t>
       </w:r>
       <w:proofErr w:type="spellEnd"/>
       <w:r>
-        <w:t xml:space="preserve">, A., Aguilar, K., Cacho, N., &amp; Torrente. (2018). Cartografías ecofeministas para la defensa del Territorio Cuerpo-Tierra en contra del </w:t>
-      </w:r>
-      <w:proofErr w:type="spellStart"/>
-      <w:r>
-        <w:t>extractivismo</w:t>
-      </w:r>
-      <w:proofErr w:type="spellEnd"/>
-      <w:r>
         <w:t>. Agua y Vida: Mujeres, Derechos y Ambiente A. C.</w:t>
       </w:r>
     </w:p>
@@ -8573,7 +8500,7 @@
       </w:r>
     </w:p>
     <w:p>
-      <w:hyperlink r:id="rId27" w:history="1">
+      <w:hyperlink r:id="rId26" w:history="1">
         <w:r>
           <w:rPr>
             <w:rStyle w:val="Hipervnculo"/>
@@ -8594,6 +8521,7 @@
         <w:rPr>
           <w:lang w:val="es-CO"/>
         </w:rPr>
+        <w:lastRenderedPageBreak/>
         <w:t>Créditos</w:t>
       </w:r>
       <w:bookmarkEnd w:id="22"/>
@@ -9294,6 +9222,7 @@
               <w:pStyle w:val="TextoTablas"/>
             </w:pPr>
             <w:r>
+              <w:lastRenderedPageBreak/>
               <w:t>Daniela Muñoz Bedoya</w:t>
             </w:r>
           </w:p>
@@ -9733,8 +9662,8 @@
       </w:pPr>
     </w:p>
     <w:sectPr>
-      <w:headerReference w:type="default" r:id="rId28"/>
-      <w:footerReference w:type="default" r:id="rId29"/>
+      <w:headerReference w:type="default" r:id="rId27"/>
+      <w:footerReference w:type="default" r:id="rId28"/>
       <w:pgSz w:w="12240" w:h="15840"/>
       <w:pgMar w:top="1701" w:right="1134" w:bottom="1134" w:left="1134" w:header="709" w:footer="737" w:gutter="0"/>
       <w:pgNumType w:start="1"/>
@@ -9747,7 +9676,7 @@
 </file>
 
 <file path=word/endnotes.xml><?xml version="1.0" encoding="utf-8"?>
-<w:endnotes xmlns:wpc="http://schemas.microsoft.com/office/word/2010/wordprocessingCanvas" xmlns:cx="http://schemas.microsoft.com/office/drawing/2014/chartex" xmlns:cx1="http://schemas.microsoft.com/office/drawing/2015/9/8/chartex" xmlns:cx2="http://schemas.microsoft.com/office/drawing/2015/10/21/chartex" xmlns:cx3="http://schemas.microsoft.com/office/drawing/2016/5/9/chartex" xmlns:cx4="http://schemas.microsoft.com/office/drawing/2016/5/10/chartex" xmlns:cx5="http://schemas.microsoft.com/office/drawing/2016/5/11/chartex" xmlns:cx6="http://schemas.microsoft.com/office/drawing/2016/5/12/chartex" xmlns:cx7="http://schemas.microsoft.com/office/drawing/2016/5/13/chartex" xmlns:cx8="http://schemas.microsoft.com/office/drawing/2016/5/14/chartex" xmlns:mc="http://schemas.openxmlformats.org/markup-compatibility/2006" xmlns:aink="http://schemas.microsoft.com/office/drawing/2016/ink" xmlns:am3d="http://schemas.microsoft.com/office/drawing/2017/model3d" xmlns:o="urn:schemas-microsoft-com:office:office" xmlns:r="http://schemas.openxmlformats.org/officeDocument/2006/relationships" xmlns:m="http://schemas.openxmlformats.org/officeDocument/2006/math" xmlns:v="urn:schemas-microsoft-com:vml" xmlns:wp14="http://schemas.microsoft.com/office/word/2010/wordprocessingDrawing" xmlns:wp="http://schemas.openxmlformats.org/drawingml/2006/wordprocessingDrawing" xmlns:w10="urn:schemas-microsoft-com:office:word" xmlns:w="http://schemas.openxmlformats.org/wordprocessingml/2006/main" xmlns:w14="http://schemas.microsoft.com/office/word/2010/wordml" xmlns:w15="http://schemas.microsoft.com/office/word/2012/wordml" xmlns:w16cex="http://schemas.microsoft.com/office/word/2018/wordml/cex" xmlns:w16cid="http://schemas.microsoft.com/office/word/2016/wordml/cid" xmlns:w16="http://schemas.microsoft.com/office/word/2018/wordml" xmlns:w16se="http://schemas.microsoft.com/office/word/2015/wordml/symex" xmlns:wpg="http://schemas.microsoft.com/office/word/2010/wordprocessingGroup" xmlns:wpi="http://schemas.microsoft.com/office/word/2010/wordprocessingInk" xmlns:wne="http://schemas.microsoft.com/office/word/2006/wordml" xmlns:wps="http://schemas.microsoft.com/office/word/2010/wordprocessingShape" mc:Ignorable="w14 w15 w16se w16cid w16 w16cex wp14">
+<w:endnotes xmlns:wpc="http://schemas.microsoft.com/office/word/2010/wordprocessingCanvas" xmlns:cx="http://schemas.microsoft.com/office/drawing/2014/chartex" xmlns:cx1="http://schemas.microsoft.com/office/drawing/2015/9/8/chartex" xmlns:cx2="http://schemas.microsoft.com/office/drawing/2015/10/21/chartex" xmlns:cx3="http://schemas.microsoft.com/office/drawing/2016/5/9/chartex" xmlns:cx4="http://schemas.microsoft.com/office/drawing/2016/5/10/chartex" xmlns:cx5="http://schemas.microsoft.com/office/drawing/2016/5/11/chartex" xmlns:cx6="http://schemas.microsoft.com/office/drawing/2016/5/12/chartex" xmlns:cx7="http://schemas.microsoft.com/office/drawing/2016/5/13/chartex" xmlns:cx8="http://schemas.microsoft.com/office/drawing/2016/5/14/chartex" xmlns:mc="http://schemas.openxmlformats.org/markup-compatibility/2006" xmlns:m="http://schemas.openxmlformats.org/officeDocument/2006/math" xmlns:aink="http://schemas.microsoft.com/office/drawing/2016/ink" xmlns:am3d="http://schemas.microsoft.com/office/drawing/2017/model3d" xmlns:oel="http://schemas.microsoft.com/office/2019/extlst" xmlns:r="http://schemas.openxmlformats.org/officeDocument/2006/relationships" xmlns:wp14="http://schemas.microsoft.com/office/word/2010/wordprocessingDrawing" xmlns:wp="http://schemas.openxmlformats.org/drawingml/2006/wordprocessingDrawing" xmlns:wpg="http://schemas.microsoft.com/office/word/2010/wordprocessingGroup" xmlns:wpi="http://schemas.microsoft.com/office/word/2010/wordprocessingInk" xmlns:wps="http://schemas.microsoft.com/office/word/2010/wordprocessingShape" xmlns:o="urn:schemas-microsoft-com:office:office" xmlns:v="urn:schemas-microsoft-com:vml" xmlns:w10="urn:schemas-microsoft-com:office:word" xmlns:w="http://schemas.openxmlformats.org/wordprocessingml/2006/main" xmlns:w14="http://schemas.microsoft.com/office/word/2010/wordml" xmlns:w15="http://schemas.microsoft.com/office/word/2012/wordml" xmlns:w16cex="http://schemas.microsoft.com/office/word/2018/wordml/cex" xmlns:w16cid="http://schemas.microsoft.com/office/word/2016/wordml/cid" xmlns:w16="http://schemas.microsoft.com/office/word/2018/wordml" xmlns:w16sdtdh="http://schemas.microsoft.com/office/word/2020/wordml/sdtdatahash" xmlns:w16sdtfl="http://schemas.microsoft.com/office/word/2024/wordml/sdtformatlock" xmlns:w16se="http://schemas.microsoft.com/office/word/2015/wordml/symex" xmlns:w16du="http://schemas.microsoft.com/office/word/2023/wordml/word16du" xmlns:wne="http://schemas.microsoft.com/office/word/2006/wordml" mc:Ignorable="w14 w15 w16se w16cid w16 w16cex w16sdtdh w16sdtfl w16du wp14">
   <w:endnote w:type="separator" w:id="-1">
     <w:p>
       <w:pPr>
@@ -9772,7 +9701,7 @@
 </file>
 
 <file path=word/footer1.xml><?xml version="1.0" encoding="utf-8"?>
-<w:ftr xmlns:wpc="http://schemas.microsoft.com/office/word/2010/wordprocessingCanvas" xmlns:cx="http://schemas.microsoft.com/office/drawing/2014/chartex" xmlns:cx1="http://schemas.microsoft.com/office/drawing/2015/9/8/chartex" xmlns:cx2="http://schemas.microsoft.com/office/drawing/2015/10/21/chartex" xmlns:cx3="http://schemas.microsoft.com/office/drawing/2016/5/9/chartex" xmlns:cx4="http://schemas.microsoft.com/office/drawing/2016/5/10/chartex" xmlns:cx5="http://schemas.microsoft.com/office/drawing/2016/5/11/chartex" xmlns:cx6="http://schemas.microsoft.com/office/drawing/2016/5/12/chartex" xmlns:cx7="http://schemas.microsoft.com/office/drawing/2016/5/13/chartex" xmlns:cx8="http://schemas.microsoft.com/office/drawing/2016/5/14/chartex" xmlns:mc="http://schemas.openxmlformats.org/markup-compatibility/2006" xmlns:aink="http://schemas.microsoft.com/office/drawing/2016/ink" xmlns:am3d="http://schemas.microsoft.com/office/drawing/2017/model3d" xmlns:o="urn:schemas-microsoft-com:office:office" xmlns:r="http://schemas.openxmlformats.org/officeDocument/2006/relationships" xmlns:m="http://schemas.openxmlformats.org/officeDocument/2006/math" xmlns:v="urn:schemas-microsoft-com:vml" xmlns:wp14="http://schemas.microsoft.com/office/word/2010/wordprocessingDrawing" xmlns:wp="http://schemas.openxmlformats.org/drawingml/2006/wordprocessingDrawing" xmlns:w10="urn:schemas-microsoft-com:office:word" xmlns:w="http://schemas.openxmlformats.org/wordprocessingml/2006/main" xmlns:w14="http://schemas.microsoft.com/office/word/2010/wordml" xmlns:w15="http://schemas.microsoft.com/office/word/2012/wordml" xmlns:w16cex="http://schemas.microsoft.com/office/word/2018/wordml/cex" xmlns:w16cid="http://schemas.microsoft.com/office/word/2016/wordml/cid" xmlns:w16="http://schemas.microsoft.com/office/word/2018/wordml" xmlns:w16se="http://schemas.microsoft.com/office/word/2015/wordml/symex" xmlns:wpg="http://schemas.microsoft.com/office/word/2010/wordprocessingGroup" xmlns:wpi="http://schemas.microsoft.com/office/word/2010/wordprocessingInk" xmlns:wne="http://schemas.microsoft.com/office/word/2006/wordml" xmlns:wps="http://schemas.microsoft.com/office/word/2010/wordprocessingShape" mc:Ignorable="w14 w15 w16se w16cid w16 w16cex wp14">
+<w:ftr xmlns:wpc="http://schemas.microsoft.com/office/word/2010/wordprocessingCanvas" xmlns:cx="http://schemas.microsoft.com/office/drawing/2014/chartex" xmlns:cx1="http://schemas.microsoft.com/office/drawing/2015/9/8/chartex" xmlns:cx2="http://schemas.microsoft.com/office/drawing/2015/10/21/chartex" xmlns:cx3="http://schemas.microsoft.com/office/drawing/2016/5/9/chartex" xmlns:cx4="http://schemas.microsoft.com/office/drawing/2016/5/10/chartex" xmlns:cx5="http://schemas.microsoft.com/office/drawing/2016/5/11/chartex" xmlns:cx6="http://schemas.microsoft.com/office/drawing/2016/5/12/chartex" xmlns:cx7="http://schemas.microsoft.com/office/drawing/2016/5/13/chartex" xmlns:cx8="http://schemas.microsoft.com/office/drawing/2016/5/14/chartex" xmlns:mc="http://schemas.openxmlformats.org/markup-compatibility/2006" xmlns:m="http://schemas.openxmlformats.org/officeDocument/2006/math" xmlns:aink="http://schemas.microsoft.com/office/drawing/2016/ink" xmlns:am3d="http://schemas.microsoft.com/office/drawing/2017/model3d" xmlns:oel="http://schemas.microsoft.com/office/2019/extlst" xmlns:r="http://schemas.openxmlformats.org/officeDocument/2006/relationships" xmlns:wp14="http://schemas.microsoft.com/office/word/2010/wordprocessingDrawing" xmlns:wp="http://schemas.openxmlformats.org/drawingml/2006/wordprocessingDrawing" xmlns:wpg="http://schemas.microsoft.com/office/word/2010/wordprocessingGroup" xmlns:wpi="http://schemas.microsoft.com/office/word/2010/wordprocessingInk" xmlns:wps="http://schemas.microsoft.com/office/word/2010/wordprocessingShape" xmlns:o="urn:schemas-microsoft-com:office:office" xmlns:v="urn:schemas-microsoft-com:vml" xmlns:w10="urn:schemas-microsoft-com:office:word" xmlns:w="http://schemas.openxmlformats.org/wordprocessingml/2006/main" xmlns:w14="http://schemas.microsoft.com/office/word/2010/wordml" xmlns:w15="http://schemas.microsoft.com/office/word/2012/wordml" xmlns:w16cex="http://schemas.microsoft.com/office/word/2018/wordml/cex" xmlns:w16cid="http://schemas.microsoft.com/office/word/2016/wordml/cid" xmlns:w16="http://schemas.microsoft.com/office/word/2018/wordml" xmlns:w16sdtdh="http://schemas.microsoft.com/office/word/2020/wordml/sdtdatahash" xmlns:w16sdtfl="http://schemas.microsoft.com/office/word/2024/wordml/sdtformatlock" xmlns:w16se="http://schemas.microsoft.com/office/word/2015/wordml/symex" xmlns:w16du="http://schemas.microsoft.com/office/word/2023/wordml/word16du" xmlns:wne="http://schemas.microsoft.com/office/word/2006/wordml" mc:Ignorable="w14 w15 w16se w16cid w16 w16cex w16sdtdh w16sdtfl w16du wp14">
   <w:sdt>
     <w:sdtPr>
       <w:id w:val="-1465197936"/>
@@ -9781,7 +9710,6 @@
         <w:docPartUnique/>
       </w:docPartObj>
     </w:sdtPr>
-    <w:sdtEndPr/>
     <w:sdtContent>
       <w:p>
         <w:pPr>
@@ -9801,7 +9729,13 @@
           <w:rPr>
             <w:noProof/>
           </w:rPr>
-          <w:t>15</w:t>
+          <w:t>1</w:t>
+        </w:r>
+        <w:r>
+          <w:rPr>
+            <w:noProof/>
+          </w:rPr>
+          <w:t>5</w:t>
         </w:r>
         <w:r>
           <w:fldChar w:fldCharType="end"/>
@@ -9818,7 +9752,7 @@
 </file>
 
 <file path=word/footnotes.xml><?xml version="1.0" encoding="utf-8"?>
-<w:footnotes xmlns:wpc="http://schemas.microsoft.com/office/word/2010/wordprocessingCanvas" xmlns:cx="http://schemas.microsoft.com/office/drawing/2014/chartex" xmlns:cx1="http://schemas.microsoft.com/office/drawing/2015/9/8/chartex" xmlns:cx2="http://schemas.microsoft.com/office/drawing/2015/10/21/chartex" xmlns:cx3="http://schemas.microsoft.com/office/drawing/2016/5/9/chartex" xmlns:cx4="http://schemas.microsoft.com/office/drawing/2016/5/10/chartex" xmlns:cx5="http://schemas.microsoft.com/office/drawing/2016/5/11/chartex" xmlns:cx6="http://schemas.microsoft.com/office/drawing/2016/5/12/chartex" xmlns:cx7="http://schemas.microsoft.com/office/drawing/2016/5/13/chartex" xmlns:cx8="http://schemas.microsoft.com/office/drawing/2016/5/14/chartex" xmlns:mc="http://schemas.openxmlformats.org/markup-compatibility/2006" xmlns:aink="http://schemas.microsoft.com/office/drawing/2016/ink" xmlns:am3d="http://schemas.microsoft.com/office/drawing/2017/model3d" xmlns:o="urn:schemas-microsoft-com:office:office" xmlns:r="http://schemas.openxmlformats.org/officeDocument/2006/relationships" xmlns:m="http://schemas.openxmlformats.org/officeDocument/2006/math" xmlns:v="urn:schemas-microsoft-com:vml" xmlns:wp14="http://schemas.microsoft.com/office/word/2010/wordprocessingDrawing" xmlns:wp="http://schemas.openxmlformats.org/drawingml/2006/wordprocessingDrawing" xmlns:w10="urn:schemas-microsoft-com:office:word" xmlns:w="http://schemas.openxmlformats.org/wordprocessingml/2006/main" xmlns:w14="http://schemas.microsoft.com/office/word/2010/wordml" xmlns:w15="http://schemas.microsoft.com/office/word/2012/wordml" xmlns:w16cex="http://schemas.microsoft.com/office/word/2018/wordml/cex" xmlns:w16cid="http://schemas.microsoft.com/office/word/2016/wordml/cid" xmlns:w16="http://schemas.microsoft.com/office/word/2018/wordml" xmlns:w16se="http://schemas.microsoft.com/office/word/2015/wordml/symex" xmlns:wpg="http://schemas.microsoft.com/office/word/2010/wordprocessingGroup" xmlns:wpi="http://schemas.microsoft.com/office/word/2010/wordprocessingInk" xmlns:wne="http://schemas.microsoft.com/office/word/2006/wordml" xmlns:wps="http://schemas.microsoft.com/office/word/2010/wordprocessingShape" mc:Ignorable="w14 w15 w16se w16cid w16 w16cex wp14">
+<w:footnotes xmlns:wpc="http://schemas.microsoft.com/office/word/2010/wordprocessingCanvas" xmlns:cx="http://schemas.microsoft.com/office/drawing/2014/chartex" xmlns:cx1="http://schemas.microsoft.com/office/drawing/2015/9/8/chartex" xmlns:cx2="http://schemas.microsoft.com/office/drawing/2015/10/21/chartex" xmlns:cx3="http://schemas.microsoft.com/office/drawing/2016/5/9/chartex" xmlns:cx4="http://schemas.microsoft.com/office/drawing/2016/5/10/chartex" xmlns:cx5="http://schemas.microsoft.com/office/drawing/2016/5/11/chartex" xmlns:cx6="http://schemas.microsoft.com/office/drawing/2016/5/12/chartex" xmlns:cx7="http://schemas.microsoft.com/office/drawing/2016/5/13/chartex" xmlns:cx8="http://schemas.microsoft.com/office/drawing/2016/5/14/chartex" xmlns:mc="http://schemas.openxmlformats.org/markup-compatibility/2006" xmlns:m="http://schemas.openxmlformats.org/officeDocument/2006/math" xmlns:aink="http://schemas.microsoft.com/office/drawing/2016/ink" xmlns:am3d="http://schemas.microsoft.com/office/drawing/2017/model3d" xmlns:oel="http://schemas.microsoft.com/office/2019/extlst" xmlns:r="http://schemas.openxmlformats.org/officeDocument/2006/relationships" xmlns:wp14="http://schemas.microsoft.com/office/word/2010/wordprocessingDrawing" xmlns:wp="http://schemas.openxmlformats.org/drawingml/2006/wordprocessingDrawing" xmlns:wpg="http://schemas.microsoft.com/office/word/2010/wordprocessingGroup" xmlns:wpi="http://schemas.microsoft.com/office/word/2010/wordprocessingInk" xmlns:wps="http://schemas.microsoft.com/office/word/2010/wordprocessingShape" xmlns:o="urn:schemas-microsoft-com:office:office" xmlns:v="urn:schemas-microsoft-com:vml" xmlns:w10="urn:schemas-microsoft-com:office:word" xmlns:w="http://schemas.openxmlformats.org/wordprocessingml/2006/main" xmlns:w14="http://schemas.microsoft.com/office/word/2010/wordml" xmlns:w15="http://schemas.microsoft.com/office/word/2012/wordml" xmlns:w16cex="http://schemas.microsoft.com/office/word/2018/wordml/cex" xmlns:w16cid="http://schemas.microsoft.com/office/word/2016/wordml/cid" xmlns:w16="http://schemas.microsoft.com/office/word/2018/wordml" xmlns:w16sdtdh="http://schemas.microsoft.com/office/word/2020/wordml/sdtdatahash" xmlns:w16sdtfl="http://schemas.microsoft.com/office/word/2024/wordml/sdtformatlock" xmlns:w16se="http://schemas.microsoft.com/office/word/2015/wordml/symex" xmlns:w16du="http://schemas.microsoft.com/office/word/2023/wordml/word16du" xmlns:wne="http://schemas.microsoft.com/office/word/2006/wordml" mc:Ignorable="w14 w15 w16se w16cid w16 w16cex w16sdtdh w16sdtfl w16du wp14">
   <w:footnote w:type="separator" w:id="-1">
     <w:p>
       <w:pPr>
@@ -9843,7 +9777,7 @@
 </file>
 
 <file path=word/header1.xml><?xml version="1.0" encoding="utf-8"?>
-<w:hdr xmlns:wpc="http://schemas.microsoft.com/office/word/2010/wordprocessingCanvas" xmlns:cx="http://schemas.microsoft.com/office/drawing/2014/chartex" xmlns:cx1="http://schemas.microsoft.com/office/drawing/2015/9/8/chartex" xmlns:cx2="http://schemas.microsoft.com/office/drawing/2015/10/21/chartex" xmlns:cx3="http://schemas.microsoft.com/office/drawing/2016/5/9/chartex" xmlns:cx4="http://schemas.microsoft.com/office/drawing/2016/5/10/chartex" xmlns:cx5="http://schemas.microsoft.com/office/drawing/2016/5/11/chartex" xmlns:cx6="http://schemas.microsoft.com/office/drawing/2016/5/12/chartex" xmlns:cx7="http://schemas.microsoft.com/office/drawing/2016/5/13/chartex" xmlns:cx8="http://schemas.microsoft.com/office/drawing/2016/5/14/chartex" xmlns:mc="http://schemas.openxmlformats.org/markup-compatibility/2006" xmlns:aink="http://schemas.microsoft.com/office/drawing/2016/ink" xmlns:am3d="http://schemas.microsoft.com/office/drawing/2017/model3d" xmlns:o="urn:schemas-microsoft-com:office:office" xmlns:r="http://schemas.openxmlformats.org/officeDocument/2006/relationships" xmlns:m="http://schemas.openxmlformats.org/officeDocument/2006/math" xmlns:v="urn:schemas-microsoft-com:vml" xmlns:wp14="http://schemas.microsoft.com/office/word/2010/wordprocessingDrawing" xmlns:wp="http://schemas.openxmlformats.org/drawingml/2006/wordprocessingDrawing" xmlns:w10="urn:schemas-microsoft-com:office:word" xmlns:w="http://schemas.openxmlformats.org/wordprocessingml/2006/main" xmlns:w14="http://schemas.microsoft.com/office/word/2010/wordml" xmlns:w15="http://schemas.microsoft.com/office/word/2012/wordml" xmlns:w16cex="http://schemas.microsoft.com/office/word/2018/wordml/cex" xmlns:w16cid="http://schemas.microsoft.com/office/word/2016/wordml/cid" xmlns:w16="http://schemas.microsoft.com/office/word/2018/wordml" xmlns:w16se="http://schemas.microsoft.com/office/word/2015/wordml/symex" xmlns:wpg="http://schemas.microsoft.com/office/word/2010/wordprocessingGroup" xmlns:wpi="http://schemas.microsoft.com/office/word/2010/wordprocessingInk" xmlns:wne="http://schemas.microsoft.com/office/word/2006/wordml" xmlns:wps="http://schemas.microsoft.com/office/word/2010/wordprocessingShape" mc:Ignorable="w14 w15 w16se w16cid w16 w16cex wp14">
+<w:hdr xmlns:wpc="http://schemas.microsoft.com/office/word/2010/wordprocessingCanvas" xmlns:cx="http://schemas.microsoft.com/office/drawing/2014/chartex" xmlns:cx1="http://schemas.microsoft.com/office/drawing/2015/9/8/chartex" xmlns:cx2="http://schemas.microsoft.com/office/drawing/2015/10/21/chartex" xmlns:cx3="http://schemas.microsoft.com/office/drawing/2016/5/9/chartex" xmlns:cx4="http://schemas.microsoft.com/office/drawing/2016/5/10/chartex" xmlns:cx5="http://schemas.microsoft.com/office/drawing/2016/5/11/chartex" xmlns:cx6="http://schemas.microsoft.com/office/drawing/2016/5/12/chartex" xmlns:cx7="http://schemas.microsoft.com/office/drawing/2016/5/13/chartex" xmlns:cx8="http://schemas.microsoft.com/office/drawing/2016/5/14/chartex" xmlns:mc="http://schemas.openxmlformats.org/markup-compatibility/2006" xmlns:m="http://schemas.openxmlformats.org/officeDocument/2006/math" xmlns:aink="http://schemas.microsoft.com/office/drawing/2016/ink" xmlns:am3d="http://schemas.microsoft.com/office/drawing/2017/model3d" xmlns:oel="http://schemas.microsoft.com/office/2019/extlst" xmlns:r="http://schemas.openxmlformats.org/officeDocument/2006/relationships" xmlns:wp14="http://schemas.microsoft.com/office/word/2010/wordprocessingDrawing" xmlns:wp="http://schemas.openxmlformats.org/drawingml/2006/wordprocessingDrawing" xmlns:wpg="http://schemas.microsoft.com/office/word/2010/wordprocessingGroup" xmlns:wpi="http://schemas.microsoft.com/office/word/2010/wordprocessingInk" xmlns:wps="http://schemas.microsoft.com/office/word/2010/wordprocessingShape" xmlns:o="urn:schemas-microsoft-com:office:office" xmlns:v="urn:schemas-microsoft-com:vml" xmlns:w10="urn:schemas-microsoft-com:office:word" xmlns:w="http://schemas.openxmlformats.org/wordprocessingml/2006/main" xmlns:w14="http://schemas.microsoft.com/office/word/2010/wordml" xmlns:w15="http://schemas.microsoft.com/office/word/2012/wordml" xmlns:w16cex="http://schemas.microsoft.com/office/word/2018/wordml/cex" xmlns:w16cid="http://schemas.microsoft.com/office/word/2016/wordml/cid" xmlns:w16="http://schemas.microsoft.com/office/word/2018/wordml" xmlns:w16sdtdh="http://schemas.microsoft.com/office/word/2020/wordml/sdtdatahash" xmlns:w16sdtfl="http://schemas.microsoft.com/office/word/2024/wordml/sdtformatlock" xmlns:w16se="http://schemas.microsoft.com/office/word/2015/wordml/symex" xmlns:w16du="http://schemas.microsoft.com/office/word/2023/wordml/word16du" xmlns:wne="http://schemas.microsoft.com/office/word/2006/wordml" mc:Ignorable="w14 w15 w16se w16cid w16 w16cex w16sdtdh w16sdtfl w16du wp14">
   <w:p>
     <w:pPr>
       <w:pStyle w:val="Encabezado"/>
@@ -9929,7 +9863,7 @@
 </file>
 
 <file path=word/numbering.xml><?xml version="1.0" encoding="utf-8"?>
-<w:numbering xmlns:wpc="http://schemas.microsoft.com/office/word/2010/wordprocessingCanvas" xmlns:cx="http://schemas.microsoft.com/office/drawing/2014/chartex" xmlns:cx1="http://schemas.microsoft.com/office/drawing/2015/9/8/chartex" xmlns:cx2="http://schemas.microsoft.com/office/drawing/2015/10/21/chartex" xmlns:cx3="http://schemas.microsoft.com/office/drawing/2016/5/9/chartex" xmlns:cx4="http://schemas.microsoft.com/office/drawing/2016/5/10/chartex" xmlns:cx5="http://schemas.microsoft.com/office/drawing/2016/5/11/chartex" xmlns:cx6="http://schemas.microsoft.com/office/drawing/2016/5/12/chartex" xmlns:cx7="http://schemas.microsoft.com/office/drawing/2016/5/13/chartex" xmlns:cx8="http://schemas.microsoft.com/office/drawing/2016/5/14/chartex" xmlns:mc="http://schemas.openxmlformats.org/markup-compatibility/2006" xmlns:aink="http://schemas.microsoft.com/office/drawing/2016/ink" xmlns:am3d="http://schemas.microsoft.com/office/drawing/2017/model3d" xmlns:o="urn:schemas-microsoft-com:office:office" xmlns:r="http://schemas.openxmlformats.org/officeDocument/2006/relationships" xmlns:m="http://schemas.openxmlformats.org/officeDocument/2006/math" xmlns:v="urn:schemas-microsoft-com:vml" xmlns:wp14="http://schemas.microsoft.com/office/word/2010/wordprocessingDrawing" xmlns:wp="http://schemas.openxmlformats.org/drawingml/2006/wordprocessingDrawing" xmlns:w10="urn:schemas-microsoft-com:office:word" xmlns:w="http://schemas.openxmlformats.org/wordprocessingml/2006/main" xmlns:w14="http://schemas.microsoft.com/office/word/2010/wordml" xmlns:w15="http://schemas.microsoft.com/office/word/2012/wordml" xmlns:w16cex="http://schemas.microsoft.com/office/word/2018/wordml/cex" xmlns:w16cid="http://schemas.microsoft.com/office/word/2016/wordml/cid" xmlns:w16="http://schemas.microsoft.com/office/word/2018/wordml" xmlns:w16se="http://schemas.microsoft.com/office/word/2015/wordml/symex" xmlns:wpg="http://schemas.microsoft.com/office/word/2010/wordprocessingGroup" xmlns:wpi="http://schemas.microsoft.com/office/word/2010/wordprocessingInk" xmlns:wne="http://schemas.microsoft.com/office/word/2006/wordml" xmlns:wps="http://schemas.microsoft.com/office/word/2010/wordprocessingShape" mc:Ignorable="w14 w15 w16se w16cid w16 w16cex wp14">
+<w:numbering xmlns:wpc="http://schemas.microsoft.com/office/word/2010/wordprocessingCanvas" xmlns:cx="http://schemas.microsoft.com/office/drawing/2014/chartex" xmlns:cx1="http://schemas.microsoft.com/office/drawing/2015/9/8/chartex" xmlns:cx2="http://schemas.microsoft.com/office/drawing/2015/10/21/chartex" xmlns:cx3="http://schemas.microsoft.com/office/drawing/2016/5/9/chartex" xmlns:cx4="http://schemas.microsoft.com/office/drawing/2016/5/10/chartex" xmlns:cx5="http://schemas.microsoft.com/office/drawing/2016/5/11/chartex" xmlns:cx6="http://schemas.microsoft.com/office/drawing/2016/5/12/chartex" xmlns:cx7="http://schemas.microsoft.com/office/drawing/2016/5/13/chartex" xmlns:cx8="http://schemas.microsoft.com/office/drawing/2016/5/14/chartex" xmlns:mc="http://schemas.openxmlformats.org/markup-compatibility/2006" xmlns:m="http://schemas.openxmlformats.org/officeDocument/2006/math" xmlns:aink="http://schemas.microsoft.com/office/drawing/2016/ink" xmlns:am3d="http://schemas.microsoft.com/office/drawing/2017/model3d" xmlns:oel="http://schemas.microsoft.com/office/2019/extlst" xmlns:r="http://schemas.openxmlformats.org/officeDocument/2006/relationships" xmlns:wp14="http://schemas.microsoft.com/office/word/2010/wordprocessingDrawing" xmlns:wp="http://schemas.openxmlformats.org/drawingml/2006/wordprocessingDrawing" xmlns:wpg="http://schemas.microsoft.com/office/word/2010/wordprocessingGroup" xmlns:wpi="http://schemas.microsoft.com/office/word/2010/wordprocessingInk" xmlns:wps="http://schemas.microsoft.com/office/word/2010/wordprocessingShape" xmlns:o="urn:schemas-microsoft-com:office:office" xmlns:v="urn:schemas-microsoft-com:vml" xmlns:w10="urn:schemas-microsoft-com:office:word" xmlns:w="http://schemas.openxmlformats.org/wordprocessingml/2006/main" xmlns:w14="http://schemas.microsoft.com/office/word/2010/wordml" xmlns:w15="http://schemas.microsoft.com/office/word/2012/wordml" xmlns:w16cex="http://schemas.microsoft.com/office/word/2018/wordml/cex" xmlns:w16cid="http://schemas.microsoft.com/office/word/2016/wordml/cid" xmlns:w16="http://schemas.microsoft.com/office/word/2018/wordml" xmlns:w16sdtdh="http://schemas.microsoft.com/office/word/2020/wordml/sdtdatahash" xmlns:w16sdtfl="http://schemas.microsoft.com/office/word/2024/wordml/sdtformatlock" xmlns:w16se="http://schemas.microsoft.com/office/word/2015/wordml/symex" xmlns:w16du="http://schemas.microsoft.com/office/word/2023/wordml/word16du" xmlns:wne="http://schemas.microsoft.com/office/word/2006/wordml" mc:Ignorable="w14 w15 w16se w16cid w16 w16cex w16sdtdh w16sdtfl w16du wp14">
   <w:abstractNum w:abstractNumId="0" w15:restartNumberingAfterBreak="0">
     <w:nsid w:val="FFFFFF89"/>
     <w:multiLevelType w:val="singleLevel"/>
@@ -13075,91 +13009,91 @@
       </w:pPr>
     </w:lvl>
   </w:abstractNum>
-  <w:num w:numId="1">
+  <w:num w:numId="1" w16cid:durableId="1439565552">
     <w:abstractNumId w:val="28"/>
   </w:num>
-  <w:num w:numId="2">
+  <w:num w:numId="2" w16cid:durableId="712195386">
     <w:abstractNumId w:val="0"/>
   </w:num>
-  <w:num w:numId="3">
+  <w:num w:numId="3" w16cid:durableId="971249310">
     <w:abstractNumId w:val="6"/>
   </w:num>
-  <w:num w:numId="4">
+  <w:num w:numId="4" w16cid:durableId="1130710856">
     <w:abstractNumId w:val="16"/>
   </w:num>
-  <w:num w:numId="5">
+  <w:num w:numId="5" w16cid:durableId="902645601">
     <w:abstractNumId w:val="11"/>
   </w:num>
-  <w:num w:numId="6">
+  <w:num w:numId="6" w16cid:durableId="1214999518">
     <w:abstractNumId w:val="19"/>
   </w:num>
-  <w:num w:numId="7">
+  <w:num w:numId="7" w16cid:durableId="1311521731">
     <w:abstractNumId w:val="27"/>
   </w:num>
-  <w:num w:numId="8">
+  <w:num w:numId="8" w16cid:durableId="2043359213">
     <w:abstractNumId w:val="9"/>
   </w:num>
-  <w:num w:numId="9">
+  <w:num w:numId="9" w16cid:durableId="239946854">
     <w:abstractNumId w:val="8"/>
   </w:num>
-  <w:num w:numId="10">
+  <w:num w:numId="10" w16cid:durableId="94593849">
     <w:abstractNumId w:val="2"/>
   </w:num>
-  <w:num w:numId="11">
+  <w:num w:numId="11" w16cid:durableId="536510175">
     <w:abstractNumId w:val="23"/>
   </w:num>
-  <w:num w:numId="12">
+  <w:num w:numId="12" w16cid:durableId="2435084">
     <w:abstractNumId w:val="7"/>
   </w:num>
-  <w:num w:numId="13">
+  <w:num w:numId="13" w16cid:durableId="2036349864">
     <w:abstractNumId w:val="21"/>
   </w:num>
-  <w:num w:numId="14">
+  <w:num w:numId="14" w16cid:durableId="1030764385">
     <w:abstractNumId w:val="15"/>
   </w:num>
-  <w:num w:numId="15">
+  <w:num w:numId="15" w16cid:durableId="632949198">
     <w:abstractNumId w:val="18"/>
   </w:num>
-  <w:num w:numId="16">
+  <w:num w:numId="16" w16cid:durableId="355737706">
     <w:abstractNumId w:val="20"/>
   </w:num>
-  <w:num w:numId="17">
+  <w:num w:numId="17" w16cid:durableId="701366371">
     <w:abstractNumId w:val="12"/>
   </w:num>
-  <w:num w:numId="18">
+  <w:num w:numId="18" w16cid:durableId="505678734">
     <w:abstractNumId w:val="24"/>
   </w:num>
-  <w:num w:numId="19">
+  <w:num w:numId="19" w16cid:durableId="758647156">
     <w:abstractNumId w:val="4"/>
   </w:num>
-  <w:num w:numId="20">
+  <w:num w:numId="20" w16cid:durableId="1087189447">
     <w:abstractNumId w:val="25"/>
   </w:num>
-  <w:num w:numId="21">
+  <w:num w:numId="21" w16cid:durableId="730226440">
     <w:abstractNumId w:val="10"/>
   </w:num>
-  <w:num w:numId="22">
+  <w:num w:numId="22" w16cid:durableId="2134513088">
     <w:abstractNumId w:val="22"/>
   </w:num>
-  <w:num w:numId="23">
+  <w:num w:numId="23" w16cid:durableId="481821758">
     <w:abstractNumId w:val="1"/>
   </w:num>
-  <w:num w:numId="24">
+  <w:num w:numId="24" w16cid:durableId="1393043412">
     <w:abstractNumId w:val="14"/>
   </w:num>
-  <w:num w:numId="25">
+  <w:num w:numId="25" w16cid:durableId="1669018999">
     <w:abstractNumId w:val="3"/>
   </w:num>
-  <w:num w:numId="26">
+  <w:num w:numId="26" w16cid:durableId="334722887">
     <w:abstractNumId w:val="13"/>
   </w:num>
-  <w:num w:numId="27">
+  <w:num w:numId="27" w16cid:durableId="92021051">
     <w:abstractNumId w:val="17"/>
   </w:num>
-  <w:num w:numId="28">
+  <w:num w:numId="28" w16cid:durableId="1636763777">
     <w:abstractNumId w:val="5"/>
   </w:num>
-  <w:num w:numId="29">
+  <w:num w:numId="29" w16cid:durableId="102111716">
     <w:abstractNumId w:val="26"/>
   </w:num>
   <w:numIdMacAtCleanup w:val="29"/>
@@ -13167,7 +13101,7 @@
 </file>
 
 <file path=word/styles.xml><?xml version="1.0" encoding="utf-8"?>
-<w:styles xmlns:mc="http://schemas.openxmlformats.org/markup-compatibility/2006" xmlns:r="http://schemas.openxmlformats.org/officeDocument/2006/relationships" xmlns:w="http://schemas.openxmlformats.org/wordprocessingml/2006/main" xmlns:w14="http://schemas.microsoft.com/office/word/2010/wordml" xmlns:w15="http://schemas.microsoft.com/office/word/2012/wordml" xmlns:w16cex="http://schemas.microsoft.com/office/word/2018/wordml/cex" xmlns:w16cid="http://schemas.microsoft.com/office/word/2016/wordml/cid" xmlns:w16="http://schemas.microsoft.com/office/word/2018/wordml" xmlns:w16se="http://schemas.microsoft.com/office/word/2015/wordml/symex" mc:Ignorable="w14 w15 w16se w16cid w16 w16cex">
+<w:styles xmlns:mc="http://schemas.openxmlformats.org/markup-compatibility/2006" xmlns:r="http://schemas.openxmlformats.org/officeDocument/2006/relationships" xmlns:w="http://schemas.openxmlformats.org/wordprocessingml/2006/main" xmlns:w14="http://schemas.microsoft.com/office/word/2010/wordml" xmlns:w15="http://schemas.microsoft.com/office/word/2012/wordml" xmlns:w16cex="http://schemas.microsoft.com/office/word/2018/wordml/cex" xmlns:w16cid="http://schemas.microsoft.com/office/word/2016/wordml/cid" xmlns:w16="http://schemas.microsoft.com/office/word/2018/wordml" xmlns:w16sdtdh="http://schemas.microsoft.com/office/word/2020/wordml/sdtdatahash" xmlns:w16sdtfl="http://schemas.microsoft.com/office/word/2024/wordml/sdtformatlock" xmlns:w16se="http://schemas.microsoft.com/office/word/2015/wordml/symex" xmlns:w16du="http://schemas.microsoft.com/office/word/2023/wordml/word16du" mc:Ignorable="w14 w15 w16se w16cid w16 w16cex w16sdtdh w16sdtfl w16du">
   <w:docDefaults>
     <w:rPrDefault>
       <w:rPr>
@@ -14515,7 +14449,7 @@
       </w:rPr>
     </w:tblStylePr>
   </w:style>
-  <w:style w:type="character" w:styleId="Textoennegrita">
+  <w:style w:type="character" w:styleId="Fuerte">
     <w:name w:val="Strong"/>
     <w:basedOn w:val="Fuentedeprrafopredeter"/>
     <w:uiPriority w:val="22"/>
@@ -14918,21 +14852,6 @@
 </file>
 
 <file path=customXml/item2.xml><?xml version="1.0" encoding="utf-8"?>
-<b:Sources xmlns:b="http://schemas.openxmlformats.org/officeDocument/2006/bibliography" xmlns="http://schemas.openxmlformats.org/officeDocument/2006/bibliography" SelectedStyle="\APASixthEditionOfficeOnline.xsl" StyleName="APA" Version="6"/>
-</file>
-
-<file path=customXml/item3.xml><?xml version="1.0" encoding="utf-8"?>
-<p:properties xmlns:p="http://schemas.microsoft.com/office/2006/metadata/properties" xmlns:xsi="http://www.w3.org/2001/XMLSchema-instance" xmlns:pc="http://schemas.microsoft.com/office/infopath/2007/PartnerControls">
-  <documentManagement>
-    <TaxCatchAll xmlns="b250f519-6473-4480-8c44-6ee3a3a530c3" xsi:nil="true"/>
-    <lcf76f155ced4ddcb4097134ff3c332f xmlns="d174a4fb-80c2-4523-8d89-375030acacbf">
-      <Terms xmlns="http://schemas.microsoft.com/office/infopath/2007/PartnerControls"/>
-    </lcf76f155ced4ddcb4097134ff3c332f>
-  </documentManagement>
-</p:properties>
-</file>
-
-<file path=customXml/item4.xml><?xml version="1.0" encoding="utf-8"?>
 <ct:contentTypeSchema xmlns:ct="http://schemas.microsoft.com/office/2006/metadata/contentType" xmlns:ma="http://schemas.microsoft.com/office/2006/metadata/properties/metaAttributes" ct:_="" ma:_="" ma:contentTypeName="Documento" ma:contentTypeID="0x010100EA8A463C70CDF94EBCEAEE24D04F3F8A" ma:contentTypeVersion="12" ma:contentTypeDescription="Crear nuevo documento." ma:contentTypeScope="" ma:versionID="1e64a49c346abf4bbb09fc69347de49c">
   <xsd:schema xmlns:xsd="http://www.w3.org/2001/XMLSchema" xmlns:xs="http://www.w3.org/2001/XMLSchema" xmlns:p="http://schemas.microsoft.com/office/2006/metadata/properties" xmlns:ns2="d174a4fb-80c2-4523-8d89-375030acacbf" xmlns:ns3="b250f519-6473-4480-8c44-6ee3a3a530c3" targetNamespace="http://schemas.microsoft.com/office/2006/metadata/properties" ma:root="true" ma:fieldsID="8ae85b081a60446340f1312666800f88" ns2:_="" ns3:_="">
     <xsd:import namespace="d174a4fb-80c2-4523-8d89-375030acacbf"/>
@@ -15133,6 +15052,21 @@
 </ct:contentTypeSchema>
 </file>
 
+<file path=customXml/item3.xml><?xml version="1.0" encoding="utf-8"?>
+<p:properties xmlns:p="http://schemas.microsoft.com/office/2006/metadata/properties" xmlns:xsi="http://www.w3.org/2001/XMLSchema-instance" xmlns:pc="http://schemas.microsoft.com/office/infopath/2007/PartnerControls">
+  <documentManagement>
+    <TaxCatchAll xmlns="b250f519-6473-4480-8c44-6ee3a3a530c3" xsi:nil="true"/>
+    <lcf76f155ced4ddcb4097134ff3c332f xmlns="d174a4fb-80c2-4523-8d89-375030acacbf">
+      <Terms xmlns="http://schemas.microsoft.com/office/infopath/2007/PartnerControls"/>
+    </lcf76f155ced4ddcb4097134ff3c332f>
+  </documentManagement>
+</p:properties>
+</file>
+
+<file path=customXml/item4.xml><?xml version="1.0" encoding="utf-8"?>
+<b:Sources xmlns:b="http://schemas.openxmlformats.org/officeDocument/2006/bibliography" xmlns="http://schemas.openxmlformats.org/officeDocument/2006/bibliography" SelectedStyle="\APASixthEditionOfficeOnline.xsl" StyleName="APA" Version="6"/>
+</file>
+
 <file path=customXml/itemProps1.xml><?xml version="1.0" encoding="utf-8"?>
 <ds:datastoreItem xmlns:ds="http://schemas.openxmlformats.org/officeDocument/2006/customXml" ds:itemID="{10663269-2064-4804-8290-36D4A57F5557}">
   <ds:schemaRefs>
@@ -15142,9 +15076,20 @@
 </file>
 
 <file path=customXml/itemProps2.xml><?xml version="1.0" encoding="utf-8"?>
-<ds:datastoreItem xmlns:ds="http://schemas.openxmlformats.org/officeDocument/2006/customXml" ds:itemID="{EAE431FD-7059-4C09-804B-C9D69EB7B213}">
+<ds:datastoreItem xmlns:ds="http://schemas.openxmlformats.org/officeDocument/2006/customXml" ds:itemID="{B92C8621-0DC4-4EA0-88FA-00228B441548}">
   <ds:schemaRefs>
-    <ds:schemaRef ds:uri="http://schemas.openxmlformats.org/officeDocument/2006/bibliography"/>
+    <ds:schemaRef ds:uri="http://schemas.microsoft.com/office/2006/metadata/contentType"/>
+    <ds:schemaRef ds:uri="http://schemas.microsoft.com/office/2006/metadata/properties/metaAttributes"/>
+    <ds:schemaRef ds:uri="http://www.w3.org/2001/XMLSchema"/>
+    <ds:schemaRef ds:uri="http://schemas.microsoft.com/office/2006/metadata/properties"/>
+    <ds:schemaRef ds:uri="d174a4fb-80c2-4523-8d89-375030acacbf"/>
+    <ds:schemaRef ds:uri="b250f519-6473-4480-8c44-6ee3a3a530c3"/>
+    <ds:schemaRef ds:uri="http://schemas.microsoft.com/office/2006/documentManagement/types"/>
+    <ds:schemaRef ds:uri="http://schemas.microsoft.com/office/infopath/2007/PartnerControls"/>
+    <ds:schemaRef ds:uri="http://schemas.openxmlformats.org/package/2006/metadata/core-properties"/>
+    <ds:schemaRef ds:uri="http://purl.org/dc/elements/1.1/"/>
+    <ds:schemaRef ds:uri="http://purl.org/dc/terms/"/>
+    <ds:schemaRef ds:uri="http://schemas.microsoft.com/internal/obd"/>
   </ds:schemaRefs>
 </ds:datastoreItem>
 </file>
@@ -15161,20 +15106,9 @@
 </file>
 
 <file path=customXml/itemProps4.xml><?xml version="1.0" encoding="utf-8"?>
-<ds:datastoreItem xmlns:ds="http://schemas.openxmlformats.org/officeDocument/2006/customXml" ds:itemID="{B92C8621-0DC4-4EA0-88FA-00228B441548}">
+<ds:datastoreItem xmlns:ds="http://schemas.openxmlformats.org/officeDocument/2006/customXml" ds:itemID="{EAE431FD-7059-4C09-804B-C9D69EB7B213}">
   <ds:schemaRefs>
-    <ds:schemaRef ds:uri="http://schemas.microsoft.com/office/2006/metadata/contentType"/>
-    <ds:schemaRef ds:uri="http://schemas.microsoft.com/office/2006/metadata/properties/metaAttributes"/>
-    <ds:schemaRef ds:uri="http://www.w3.org/2001/XMLSchema"/>
-    <ds:schemaRef ds:uri="http://schemas.microsoft.com/office/2006/metadata/properties"/>
-    <ds:schemaRef ds:uri="d174a4fb-80c2-4523-8d89-375030acacbf"/>
-    <ds:schemaRef ds:uri="b250f519-6473-4480-8c44-6ee3a3a530c3"/>
-    <ds:schemaRef ds:uri="http://schemas.microsoft.com/office/2006/documentManagement/types"/>
-    <ds:schemaRef ds:uri="http://schemas.microsoft.com/office/infopath/2007/PartnerControls"/>
-    <ds:schemaRef ds:uri="http://schemas.openxmlformats.org/package/2006/metadata/core-properties"/>
-    <ds:schemaRef ds:uri="http://purl.org/dc/elements/1.1/"/>
-    <ds:schemaRef ds:uri="http://purl.org/dc/terms/"/>
-    <ds:schemaRef ds:uri="http://schemas.microsoft.com/internal/obd"/>
+    <ds:schemaRef ds:uri="http://schemas.openxmlformats.org/officeDocument/2006/bibliography"/>
   </ds:schemaRefs>
 </ds:datastoreItem>
 </file>